--- a/Volume 1/Chapter 02 - Language Fundamentals/SPA_Vol1_Ch2_Lesson2_11a_EXTENDED_Error_Handling.docx
+++ b/Volume 1/Chapter 02 - Language Fundamentals/SPA_Vol1_Ch2_Lesson2_11a_EXTENDED_Error_Handling.docx
@@ -807,7 +807,6 @@
     <w:p>
       <w:pPr>
         <w:pStyle w:val="CommandBlock"/>
-        <w:keepNext/>
       </w:pPr>
       <w:r>
         <w:t xml:space="preserve">    Out-Null</w:t>
@@ -815,10 +814,55 @@
     </w:p>
     <w:p>
       <w:pPr>
+        <w:keepNext/>
+      </w:pPr>
+    </w:p>
+    <w:p>
+      <w:pPr>
+        <w:keepNext/>
+      </w:pPr>
+      <w:r>
+        <w:t>Next, let the tools create the Rust and Solidity projects: cargo init writes Cargo.toml, Remove-Item deletes the starter main.rs because the programs are in src\bin, and forge init --empty makes the Foundry project. forge init needs an empty folder, so New-Item makes .\solidity\script after it.</w:t>
+      </w:r>
+    </w:p>
+    <w:p>
+      <w:pPr>
+        <w:keepNext/>
+      </w:pPr>
+    </w:p>
+    <w:p>
+      <w:pPr>
         <w:pStyle w:val="CommandBlock"/>
         <w:keepNext/>
       </w:pPr>
       <w:r>
+        <w:t>cargo init .\rust --name port --vcs none</w:t>
+      </w:r>
+    </w:p>
+    <w:p>
+      <w:pPr>
+        <w:pStyle w:val="CommandBlock"/>
+        <w:keepNext/>
+      </w:pPr>
+      <w:r>
+        <w:t>Remove-Item .\rust\src\main.rs</w:t>
+      </w:r>
+    </w:p>
+    <w:p>
+      <w:pPr>
+        <w:pStyle w:val="CommandBlock"/>
+        <w:keepNext/>
+      </w:pPr>
+      <w:r>
+        <w:t>forge init .\solidity --empty --no-git --offline</w:t>
+      </w:r>
+    </w:p>
+    <w:p>
+      <w:pPr>
+        <w:pStyle w:val="CommandBlock"/>
+        <w:keepNext/>
+      </w:pPr>
+      <w:r>
         <w:t>New-Item -ItemType Directory -Force `</w:t>
       </w:r>
     </w:p>
@@ -836,11 +880,78 @@
       </w:pPr>
     </w:p>
     <w:p>
-      <w:pPr>
-        <w:keepNext/>
-      </w:pPr>
-      <w:r>
-        <w:t>Save each file from this lesson into the matching path in the project layout. As in Chapter 1, notepad .\rust\Cargo.toml creates and opens one: choose Yes, type the file, save it with Ctrl+S, and close Notepad. Then install forge-std, Foundry's standard library, into the Solidity project. Linux Assembly runs in WSL or on a Linux computer.</w:t>
+      <w:r>
+        <w:t>Then replace the foundry.toml that forge init wrote with this lesson's settings. notepad .\solidity\foundry.toml opens it: select everything with Ctrl+A, type the file below in its place, save it with Ctrl+S, and close Notepad.</w:t>
+      </w:r>
+    </w:p>
+    <w:p>
+      <w:pPr>
+        <w:keepNext/>
+      </w:pPr>
+    </w:p>
+    <w:p>
+      <w:pPr>
+        <w:pStyle w:val="Heading3"/>
+      </w:pPr>
+      <w:r>
+        <w:t>solidity/foundry.toml</w:t>
+      </w:r>
+    </w:p>
+    <w:p>
+      <w:pPr>
+        <w:pStyle w:val="SourceCode"/>
+        <w:keepNext/>
+      </w:pPr>
+      <w:r>
+        <w:t>[profile.default]</w:t>
+      </w:r>
+    </w:p>
+    <w:p>
+      <w:pPr>
+        <w:pStyle w:val="SourceCode"/>
+        <w:keepNext/>
+      </w:pPr>
+      <w:r>
+        <w:t># The scripts in script/ are the only Solidity sources in this project.</w:t>
+      </w:r>
+    </w:p>
+    <w:p>
+      <w:pPr>
+        <w:pStyle w:val="SourceCode"/>
+        <w:keepNext/>
+      </w:pPr>
+      <w:r>
+        <w:t>src = "script"</w:t>
+      </w:r>
+    </w:p>
+    <w:p>
+      <w:pPr>
+        <w:pStyle w:val="SourceCode"/>
+        <w:keepNext/>
+      </w:pPr>
+      <w:r>
+        <w:t># forge install puts forge-std in lib/.</w:t>
+      </w:r>
+    </w:p>
+    <w:p>
+      <w:pPr>
+        <w:pStyle w:val="SourceCode"/>
+      </w:pPr>
+      <w:r>
+        <w:t>libs = ["lib"]</w:t>
+      </w:r>
+    </w:p>
+    <w:p>
+      <w:pPr>
+        <w:keepNext/>
+      </w:pPr>
+    </w:p>
+    <w:p>
+      <w:pPr>
+        <w:keepNext/>
+      </w:pPr>
+      <w:r>
+        <w:t>Then install forge-std, Foundry's standard library, into the Solidity project.</w:t>
       </w:r>
     </w:p>
     <w:p>
@@ -880,6 +991,16 @@
       </w:pPr>
     </w:p>
     <w:p>
+      <w:r>
+        <w:t>You save each source file in its language's section below, as each is shown. As in Chapter 1, notepad .\rust\src\bin\basic_port.rs creates and opens one: choose Yes, type the file, save it with Ctrl+S, and close Notepad. Linux Assembly runs in WSL or on a Linux computer.</w:t>
+      </w:r>
+    </w:p>
+    <w:p>
+      <w:pPr>
+        <w:keepNext/>
+      </w:pPr>
+    </w:p>
+    <w:p>
       <w:pPr>
         <w:keepNext/>
       </w:pPr>
@@ -920,7 +1041,7 @@
         <w:keepNext/>
       </w:pPr>
       <w:r>
-        <w:t>mkdir -p "$HOME/spa/lesson-2.11-extended/"{rust/src/bin,erlang,solidity/script}</w:t>
+        <w:t>mkdir -p "$HOME/spa/lesson-2.11-extended/"{rust/src/bin,erlang}</w:t>
       </w:r>
     </w:p>
     <w:p>
@@ -941,7 +1062,7 @@
         <w:keepNext/>
       </w:pPr>
       <w:r>
-        <w:t>Save each file from this lesson into the matching path in the project layout. As in Chapter 1, nano ./rust/Cargo.toml creates and opens one: type the file, then save and close it with Ctrl+O, Enter, then Ctrl+X. Then install forge-std.</w:t>
+        <w:t>Then create the Rust and Solidity projects with the same commands as on Windows; rm deletes the starter main.rs, and mkdir makes solidity/script after forge init.</w:t>
       </w:r>
     </w:p>
     <w:p>
@@ -952,6 +1073,59 @@
     <w:p>
       <w:pPr>
         <w:pStyle w:val="CommandBlock"/>
+        <w:keepNext/>
+      </w:pPr>
+      <w:r>
+        <w:t>cargo init ./rust --name port --vcs none</w:t>
+      </w:r>
+    </w:p>
+    <w:p>
+      <w:pPr>
+        <w:pStyle w:val="CommandBlock"/>
+        <w:keepNext/>
+      </w:pPr>
+      <w:r>
+        <w:t>rm ./rust/src/main.rs</w:t>
+      </w:r>
+    </w:p>
+    <w:p>
+      <w:pPr>
+        <w:pStyle w:val="CommandBlock"/>
+        <w:keepNext/>
+      </w:pPr>
+      <w:r>
+        <w:t>forge init ./solidity --empty --no-git --offline</w:t>
+      </w:r>
+    </w:p>
+    <w:p>
+      <w:pPr>
+        <w:pStyle w:val="CommandBlock"/>
+      </w:pPr>
+      <w:r>
+        <w:t>mkdir -p "$HOME/spa/lesson-2.11-extended/solidity/script"</w:t>
+      </w:r>
+    </w:p>
+    <w:p>
+      <w:pPr>
+        <w:keepNext/>
+      </w:pPr>
+    </w:p>
+    <w:p>
+      <w:pPr>
+        <w:keepNext/>
+      </w:pPr>
+      <w:r>
+        <w:t>Replace solidity/foundry.toml with the file shown in the Windows setup; nano ./solidity/foundry.toml opens it. Then install forge-std.</w:t>
+      </w:r>
+    </w:p>
+    <w:p>
+      <w:pPr>
+        <w:keepNext/>
+      </w:pPr>
+    </w:p>
+    <w:p>
+      <w:pPr>
+        <w:pStyle w:val="CommandBlock"/>
       </w:pPr>
       <w:r>
         <w:t>(cd ./solidity &amp;&amp; forge install foundry-rs/forge-std@v1.16.2 --no-git)</w:t>
@@ -963,6 +1137,16 @@
       </w:pPr>
     </w:p>
     <w:p>
+      <w:r>
+        <w:t>You save each source file in its language's section below, as each is shown. As in Chapter 1, nano ./rust/src/bin/basic_port.rs creates and opens one: type the file, then save and close it with Ctrl+O, Enter, then Ctrl+X.</w:t>
+      </w:r>
+    </w:p>
+    <w:p>
+      <w:pPr>
+        <w:keepNext/>
+      </w:pPr>
+    </w:p>
+    <w:p>
       <w:pPr>
         <w:keepNext/>
       </w:pPr>
@@ -13695,7 +13879,7 @@
     </w:p>
     <w:p>
       <w:r>
-        <w:t>foundry.toml is the same as in Lesson 2.10a. Cargo.toml names this lesson's package, port, and its two programs.</w:t>
+        <w:t>This is the Cargo.toml that cargo init wrote, shown here so you can check yours. The [package] lines match; yours also ends with an empty [dependencies] heading, and the line that starts with # is a note for you, not something cargo writes: each file in src/bin/ becomes its own program, basic_port and port.</w:t>
       </w:r>
     </w:p>
     <w:p>
@@ -13764,68 +13948,6 @@
       </w:pPr>
       <w:r>
         <w:t># Each file in src/bin/ becomes its own program: basic_port and port.</w:t>
-      </w:r>
-    </w:p>
-    <w:p>
-      <w:pPr>
-        <w:keepNext/>
-      </w:pPr>
-    </w:p>
-    <w:p>
-      <w:pPr>
-        <w:keepNext/>
-      </w:pPr>
-    </w:p>
-    <w:p>
-      <w:pPr>
-        <w:pStyle w:val="Heading2"/>
-      </w:pPr>
-      <w:r>
-        <w:t>solidity/foundry.toml</w:t>
-      </w:r>
-    </w:p>
-    <w:p>
-      <w:pPr>
-        <w:pStyle w:val="SourceCode"/>
-        <w:keepNext/>
-      </w:pPr>
-      <w:r>
-        <w:t>[profile.default]</w:t>
-      </w:r>
-    </w:p>
-    <w:p>
-      <w:pPr>
-        <w:pStyle w:val="SourceCode"/>
-        <w:keepNext/>
-      </w:pPr>
-      <w:r>
-        <w:t># The scripts in script/ are the only Solidity sources in this project.</w:t>
-      </w:r>
-    </w:p>
-    <w:p>
-      <w:pPr>
-        <w:pStyle w:val="SourceCode"/>
-        <w:keepNext/>
-      </w:pPr>
-      <w:r>
-        <w:t>src = "script"</w:t>
-      </w:r>
-    </w:p>
-    <w:p>
-      <w:pPr>
-        <w:pStyle w:val="SourceCode"/>
-        <w:keepNext/>
-      </w:pPr>
-      <w:r>
-        <w:t># forge install puts forge-std in lib/.</w:t>
-      </w:r>
-    </w:p>
-    <w:p>
-      <w:pPr>
-        <w:pStyle w:val="SourceCode"/>
-      </w:pPr>
-      <w:r>
-        <w:t>libs = ["lib"]</w:t>
       </w:r>
     </w:p>
     <w:p>
@@ -14905,31 +15027,31 @@
       </w:rPr>
     </w:lvl>
   </w:abstractNum>
-  <w:num w:numId="1" w16cid:durableId="832721004">
+  <w:num w:numId="1" w16cid:durableId="1114058114">
     <w:abstractNumId w:val="8"/>
   </w:num>
-  <w:num w:numId="2" w16cid:durableId="622419432">
+  <w:num w:numId="2" w16cid:durableId="1404254038">
     <w:abstractNumId w:val="6"/>
   </w:num>
-  <w:num w:numId="3" w16cid:durableId="61147462">
+  <w:num w:numId="3" w16cid:durableId="326834135">
     <w:abstractNumId w:val="5"/>
   </w:num>
-  <w:num w:numId="4" w16cid:durableId="1096822867">
+  <w:num w:numId="4" w16cid:durableId="485558751">
     <w:abstractNumId w:val="4"/>
   </w:num>
-  <w:num w:numId="5" w16cid:durableId="1411080201">
+  <w:num w:numId="5" w16cid:durableId="209926004">
     <w:abstractNumId w:val="7"/>
   </w:num>
-  <w:num w:numId="6" w16cid:durableId="1351565332">
+  <w:num w:numId="6" w16cid:durableId="795635120">
     <w:abstractNumId w:val="3"/>
   </w:num>
-  <w:num w:numId="7" w16cid:durableId="153112821">
+  <w:num w:numId="7" w16cid:durableId="189490900">
     <w:abstractNumId w:val="2"/>
   </w:num>
-  <w:num w:numId="8" w16cid:durableId="1522669420">
+  <w:num w:numId="8" w16cid:durableId="1997419680">
     <w:abstractNumId w:val="1"/>
   </w:num>
-  <w:num w:numId="9" w16cid:durableId="1982926895">
+  <w:num w:numId="9" w16cid:durableId="1700930275">
     <w:abstractNumId w:val="0"/>
   </w:num>
 </w:numbering>

--- a/Volume 1/Chapter 02 - Language Fundamentals/SPA_Vol1_Ch2_Lesson2_11a_EXTENDED_Error_Handling.docx
+++ b/Volume 1/Chapter 02 - Language Fundamentals/SPA_Vol1_Ch2_Lesson2_11a_EXTENDED_Error_Handling.docx
@@ -95,10 +95,7 @@
     </w:p>
     <w:p>
       <w:r>
-        <w:t>Lesson 2.11 explains why a program must never pretend a failed operation worked: check it, report it on the error stream, print no partial result, and end with a nonzero exit code. These four languages show the same rule with very different tools. Assembly has only the C library's conversion and a returned address to check. Rust has no exceptions: a failure comes back as a Result, and the compiler insists it is handled. Erlang returns tagged tuples such as {error, Message}. Solidity reverts, undoing everyth</w:t>
-      </w:r>
-      <w:r>
-        <w:t>ing the call did. Read Lesson 2.11 first; this companion builds on it.</w:t>
+        <w:t>Lesson 2.11 explains why a program must never pretend a failed operation worked: check it, report it on the error stream, print no partial result, and end with a nonzero exit code. These four languages show the same rule with very different tools. Assembly has only the C library's conversion and a returned address to check. Rust has no exceptions: a failure comes back as a Result, and the compiler insists it is handled. Erlang returns tagged tuples such as {error, Message}. Solidity reverts, undoing everything the call did. Read Lesson 2.11 first; this companion builds on it.</w:t>
       </w:r>
     </w:p>
     <w:p>
@@ -1166,10 +1163,7 @@
     </w:p>
     <w:p>
       <w:r>
-        <w:t>Assembly has no converter and no exceptions, so it makes the same C library calls as the C version of Lesson 2.11. strtol converts the text and stores, in end_pointer, the address where it stopped reading; the program compares that address before trusting the number. fprintf writes the Error line to stderr, the error stream, and main returns 1 in eax. The Production-Minded parse_port returns a return code in eax, as C's does, and the port as a second value in rdx. A C long, strtol's result, is 4 bytes on Wi</w:t>
-      </w:r>
-      <w:r>
-        <w:t>ndows and 8 on Linux, so the Windows version widens it with movsxd.</w:t>
+        <w:t>Assembly has no converter and no exceptions, so it makes the same C library calls as the C version of Lesson 2.11. strtol converts the text and stores, in end_pointer, the address where it stopped reading; the program compares that address before trusting the number. fprintf writes the Error line to stderr, the error stream, and main returns 1 in eax. The Production-Minded parse_port returns a return code in eax, as C's does, and the port as a second value in rdx. A C long, strtol's result, is 4 bytes on Windows and 8 on Linux, so the Windows version widens it with movsxd.</w:t>
       </w:r>
     </w:p>
     <w:p>
@@ -3866,10 +3860,7 @@
     </w:p>
     <w:p>
       <w:r>
-        <w:t>The production-minded version asks the same questions and prints the same summary. parse_port converts the text and also rejects numbers outside 1 to 65535. It returns PORT_OK, PORT_NOT_A_NUMBER, or PORT_OUT_OF_RANGE in eax, equ constants for 0, 1, and 2, and the port in rdx. main compares the code, stores rdx as the port only after PORT_OK, and prints the matching message, because a return code carries no text. It reuses read_answer from Lesson 2.3a, which now also returns 0 in eax when the input had ended</w:t>
-      </w:r>
-      <w:r>
-        <w:t>, and main checks both answers first.</w:t>
+        <w:t>The production-minded version asks the same questions and prints the same summary. parse_port converts the text and also rejects numbers outside 1 to 65535. It returns PORT_OK, PORT_NOT_A_NUMBER, or PORT_OUT_OF_RANGE in eax, equ constants for 0, 1, and 2, and the port in rdx. main compares the code, stores rdx as the port only after PORT_OK, and prints the matching message, because a return code carries no text. It reuses read_answer from Lesson 2.3a, which now also returns 0 in eax when the input had ended, and main checks both answers first.</w:t>
       </w:r>
     </w:p>
     <w:p>
@@ -7916,10 +7907,7 @@
     </w:p>
     <w:p>
       <w:r>
-        <w:t>Rust has no exceptions. A function that can fail returns a Result, a value that is either Ok with the answer or Err with the error, and the compiler will not let the program use the answer without first handling both. parse::&lt;i64&gt;() returns one, and match chooses what to do for each. eprintln! writes to stderr, and std::process::exit(1) ends the program with exit code 1. The Production-Minded parse_port returns its own Result&lt;i64, String&gt;, with a message in the Err, and uses the ? operator, the short form o</w:t>
-      </w:r>
-      <w:r>
-        <w:t>f matching an Err and returning it.</w:t>
+        <w:t>Rust has no exceptions. A function that can fail returns a Result, a value that is either Ok with the answer or Err with the error, and the compiler will not let the program use the answer without first handling both. parse::&lt;i64&gt;() returns one, and match chooses what to do for each. eprintln! writes to stderr, and std::process::exit(1) ends the program with exit code 1. The Production-Minded parse_port returns its own Result&lt;i64, String&gt;, with a message in the Err, and uses the ? operator, the short form of matching an Err and returning it.</w:t>
       </w:r>
     </w:p>
     <w:p>
@@ -10090,10 +10078,7 @@
     </w:p>
     <w:p>
       <w:r>
-        <w:t>Erlang reports an expected failure as a value. string:to_integer returns {Number, Rest}, the number and the text left over after it, or {error, no_integer} when the text does not start with digits. A case compares that value with patterns and runs the branch that fits. io:format(standard_error, ...) writes to the error stream, and init:stop(1) shuts Erlang down in order and ends with exit code 1: it first lets every line already printed, the prompts included, reach the screen. It only starts the shutdown, s</w:t>
-      </w:r>
-      <w:r>
-        <w:t>o it must be the last thing main does. The Production-Minded parse_port returns a tagged tuple, Erlang's usual error value: {ok, Port} or {error, Message}.</w:t>
+        <w:t>Erlang reports an expected failure as a value. string:to_integer returns {Number, Rest}, the number and the text left over after it, or {error, no_integer} when the text does not start with digits. A case compares that value with patterns and runs the branch that fits. io:format(standard_error, ...) writes to the error stream, and init:stop(1) shuts Erlang down in order and ends with exit code 1: it first lets every line already printed, the prompts included, reach the screen. It only starts the shutdown, so it must be the last thing main does. The Production-Minded parse_port returns a tagged tuple, Erlang's usual error value: {ok, Port} or {error, Message}.</w:t>
       </w:r>
     </w:p>
     <w:p>
@@ -12126,10 +12111,7 @@
     </w:p>
     <w:p>
       <w:r>
-        <w:t>Solidity has no keyboard input, no converter of its own, and no error stream. As in Lesson 2.3a, the answers arrive as run's arguments, typed after --sig, so the script prints no prompts. Foundry's vm.parseUint converts the text, and when it cannot, it reverts: Solidity's exception, which stops the call, undoes its work, and carries a message. try and catch handle a revert, but only from a call to another contract; vm is one, Foundry's cheatcode contract. The script fails with revert("message"), and forge r</w:t>
-      </w:r>
-      <w:r>
-        <w:t>eports it as Error: script failed: followed by the message, on the error stream, with exit code 1.</w:t>
+        <w:t>Solidity has no keyboard input, no converter of its own, and no error stream. As in Lesson 2.3a, the answers arrive as run's arguments, typed after --sig, so the script prints no prompts. Foundry's vm.parseUint converts the text, and when it cannot, it reverts: Solidity's exception, which stops the call, undoes its work, and carries a message. try and catch handle a revert, but only from a call to another contract; vm is one, Foundry's cheatcode contract. The script fails with revert("message"), and forge reports it as Error: script failed: followed by the message, on the error stream, with exit code 1.</w:t>
       </w:r>
     </w:p>
     <w:p>
@@ -14279,10 +14261,7 @@
     </w:p>
     <w:p>
       <w:r>
-        <w:t xml:space="preserve">This lesson delivers Lesson 2.3a's promise to the Command-Line Survey Application in the Extended languages: the port answer is converted to a number, and input that is not a number is reported, the project's "reports input or conversion errors" requirement. parse_port joins read_answer in the survey's input module (Lesson 2.10a), and main keeps the pattern shown here: read the answers, check each one, print the summary only when every answer is valid, and report a failure with one Error line and exit code </w:t>
-      </w:r>
-      <w:r>
-        <w:t>1. The System Information Utility follows the same rule for its own operations that can fail, such as reading host and network information in Lessons 2.14a through 2.16a.</w:t>
+        <w:t>This lesson delivers Lesson 2.3a's promise to the Command-Line Survey Application in the Extended languages: the port answer is converted to a number, and input that is not a number is reported, the project's "reports input or conversion errors" requirement. parse_port joins read_answer in the survey's input module (Lesson 2.10a), and main keeps the pattern shown here: read the answers, check each one, print the summary only when every answer is valid, and report a failure with one Error line and exit code 1. The System Information Utility follows the same rule for its own operations that can fail, such as reading host and network information in Lessons 2.14a through 2.16a.</w:t>
       </w:r>
     </w:p>
     <w:p>
@@ -14455,10 +14434,7 @@
         <w:pStyle w:val="ListBullet"/>
       </w:pPr>
       <w:r>
-        <w:t>Assembly: keep the attempt count in ebx, which must come back unchanged: push rbx at the start of main and pop it before ret (on Windows, follow it with sub rsp, 32 instead of 40; on Linux, it replaces push rbp), so the stack stays aligned. Before each question, compare qword [port] with 0 and jump to the summary when it is not 0; compare ebx with 3 and jump to a label that sets eax to 1 when it is 3 or more. After each rejected answer, call fprintf as before, then jmp back to the question. Store rdx in por</w:t>
-      </w:r>
-      <w:r>
-        <w:t>t only after PORT_OK, so port stays 0 until an answer is accepted. Check read_answer's eax after the server-name question and after each port question, and jump to .input_ended when it is 0.</w:t>
+        <w:t>Assembly: keep the attempt count in ebx, which must come back unchanged: push rbx at the start of main and pop it before ret (on Windows, follow it with sub rsp, 32 instead of 40; on Linux, it replaces push rbp), so the stack stays aligned. Before each question, compare qword [port] with 0 and jump to the summary when it is not 0; compare ebx with 3 and jump to a label that sets eax to 1 when it is 3 or more. After each rejected answer, call fprintf as before, then jmp back to the question. Store rdx in port only after PORT_OK, so port stays 0 until an answer is accepted. Check read_answer's eax after the server-name question and after each port question, and jump to .input_ended when it is 0.</w:t>
       </w:r>
     </w:p>
     <w:p>
@@ -14474,10 +14450,7 @@
         <w:pStyle w:val="ListBullet"/>
       </w:pPr>
       <w:r>
-        <w:t>Erlang: main now reads only the server name and checks it alone for eof. Write ask_port(Attempt), which reads the answer, returns {error, "input ended before both answers were given"} when it is eof, and returns {ok, Port} when it is valid. On {error, Message} while Attempt &lt; 3, it prints the Error line and calls ask_port(Attempt + 1); on the third it returns {error, Message}. main's case matches ask_port(1) instead of parse_port(ServicePort), so main prints the third Error line and calls init:stop(1). As i</w:t>
-      </w:r>
-      <w:r>
-        <w:t>n Lesson 2.5a, the function calling itself is Erlang's loop.</w:t>
+        <w:t>Erlang: main now reads only the server name and checks it alone for eof. Write ask_port(Attempt), which reads the answer, returns {error, "input ended before both answers were given"} when it is eof, and returns {ok, Port} when it is valid. On {error, Message} while Attempt &lt; 3, it prints the Error line and calls ask_port(Attempt + 1); on the third it returns {error, Message}. main's case matches ask_port(1) instead of parse_port(ServicePort), so main prints the third Error line and calls init:stop(1). As in Lesson 2.5a, the function calling itself is Erlang's loop.</w:t>
       </w:r>
     </w:p>
     <w:p>
@@ -14485,23 +14458,17 @@
         <w:pStyle w:val="ListBullet"/>
       </w:pPr>
       <w:r>
-        <w:t>Solidity: a script cannot ask again, so run takes three port arguments: run(string memory serverName, string memory firstPort, string memory secondPort, string memory thirdPort). Call parsePort with the first; while port is still 0, log console.log("Error: %s", problem) and call it with the next, storing both results with (port, problem) = parsePort(secondPort);. If the third also fails, revert(problem). Solidity has no error stream, so the first two Error lines are logs. Run it with --sig "run(string,strin</w:t>
-      </w:r>
-      <w:r>
-        <w:t>g,string,string)" web-01 abc 70000 8443.</w:t>
-      </w:r>
-    </w:p>
-    <w:p>
-      <w:pPr>
-        <w:keepNext/>
-      </w:pPr>
-    </w:p>
-    <w:p>
-      <w:r>
-        <w:t>Run it with the answers web-01, abc, 70000, and 8443. The output must match the Required Challenge Output below, and $LASTEXITCODE must print 0. Run it again with web-01, abc, 70000, and 0: three Error lines (Solidity: two logged lines, then Error: script failed: port must be between 1 and 65535: 0), no summary, and exit code 1. Run it with only web-01 piped in, as in the Ended Input Check: the ended-input Error line and exit code 1 (not Solidity). With the Exercise as well, run it with web-01, abc, 443, an</w:t>
-      </w:r>
-      <w:r>
-        <w:t>d 8443; the output must match the Required Combined Output after it.</w:t>
+        <w:t>Solidity: a script cannot ask again, so run takes three port arguments: run(string memory serverName, string memory firstPort, string memory secondPort, string memory thirdPort). Call parsePort with the first; while port is still 0, log console.log("Error: %s", problem) and call it with the next, storing both results with (port, problem) = parsePort(secondPort);. If the third also fails, revert(problem). Solidity has no error stream, so the first two Error lines are logs. Run it with --sig "run(string,string,string,string)" web-01 abc 70000 8443.</w:t>
+      </w:r>
+    </w:p>
+    <w:p>
+      <w:pPr>
+        <w:keepNext/>
+      </w:pPr>
+    </w:p>
+    <w:p>
+      <w:r>
+        <w:t>Run it with the answers web-01, abc, 70000, and 8443. The output must match the Required Challenge Output below, and $LASTEXITCODE must print 0. Run it again with web-01, abc, 70000, and 0: three Error lines (Solidity: two logged lines, then Error: script failed: port must be between 1 and 65535: 0), no summary, and exit code 1. Run it with only web-01 piped in, as in the Ended Input Check: the ended-input Error line and exit code 1 (not Solidity). With the Exercise as well, run it with web-01, abc, 443, and 8443; the output must match the Required Combined Output after it.</w:t>
       </w:r>
     </w:p>
     <w:p>
@@ -14838,10 +14805,7 @@
     </w:p>
     <w:p>
       <w:r>
-        <w:t>Every language handles a failed conversion by the same rule: check it before using the result, report one concise Error line, print no partial summary, and end with exit code 1. Assembly checks the address strtol stored and returns a code, as C does. Rust's Result and Erlang's tagged tuples make the failure an ordinary value the caller must look at, and Rust's ? passes it on to the caller in one character when a function has nothing to add to it. Input that ends early is reported the same way, and a functio</w:t>
-      </w:r>
-      <w:r>
-        <w:t>n can hand that result back beside the answer: a second register, a tuple, or a list of return values. Solidity reverts, and forge reports the message. The survey's port answer is now a real number in every language. Lesson 2.12a turns to dates and times: how programs represent, create, format, compare, and adjust timestamps.</w:t>
+        <w:t>Every language handles a failed conversion by the same rule: check it before using the result, report one concise Error line, print no partial summary, and end with exit code 1. Assembly checks the address strtol stored and returns a code, as C does. Rust's Result and Erlang's tagged tuples make the failure an ordinary value the caller must look at, and Rust's ? passes it on to the caller in one character when a function has nothing to add to it. Input that ends early is reported the same way, and a function can hand that result back beside the answer: a second register, a tuple, or a list of return values. Solidity reverts, and forge reports the message. The survey's port answer is now a real number in every language. Lesson 2.12a turns to dates and times: how programs represent, create, format, compare, and adjust timestamps.</w:t>
       </w:r>
     </w:p>
     <w:sectPr>
